--- a/T&C/1 Euro Auctions/Vers 2 - Multilanguage - Q4 2026/2_CPA_1EuroAuction_Versione_2_2026_DEF_FRA.docx
+++ b/T&C/1 Euro Auctions/Vers 2 - Multilanguage - Q4 2026/2_CPA_1EuroAuction_Versione_2_2026_DEF_FRA.docx
@@ -182,7 +182,7 @@
           <w:sz w:val="20"/>
           <w:szCs w:val="20"/>
         </w:rPr>
-        <w:t>Pour tout ce qui n’est pas expressément prévu dans le présent document, les CG, les éventuelles Conditions particulières et le Tarif Fleequid demeurent intégralement applicables, dans la mesure où ils sont compatibles avec la nature des « 1 Euro Auctions », selon la hiérarchie établie par l’art. 3.3 des CG.</w:t>
+        <w:t>Pour tout ce qui n’est pas expressément prévu dans le présent document, les CG, les éventuelles Conditions spécifiques et le Tarif Fleequid demeurent intégralement applicables, dans la mesure où ils sont compatibles avec la nature des « 1 Euro Auctions », selon la hiérarchie établie par l’art. 3.3 des CG.</w:t>
       </w:r>
       <w:proofErr w:type="spellStart"/>
       <w:proofErr w:type="spellEnd"/>
@@ -329,7 +329,7 @@
           <w:sz w:val="20"/>
           <w:szCs w:val="20"/>
         </w:rPr>
-        <w:t>Dans les 1 Euro Auctions, le mécanisme ordinaire de détermination du Prix de réserve (PR) fondé sur le Prix minimum d’engagement à la vente (MCSP) ne s’applique pas. Le MCSP continue toutefois à constituer la valeur économique minimale de référence du Vendeur au sens des Conditions Générales, mais il n’est pas utilisé aux fins de la détermination d’un Prix de réserve dans le cadre des 1 Euro Auctions, la protection économique du Vendeur demeurant régie, dans la Vente en commission, selon les modalités spécifiquement prévues par les présentes Conditions Particulières.</w:t>
+        <w:t>Dans les 1 Euro Auctions, le mécanisme ordinaire de détermination du Prix de réserve (PR) fondé sur le Prix minimum d’engagement à la vente (PMIV) ne s’applique pas. Le PMIV continue toutefois à constituer la valeur économique minimale de référence du Vendeur au sens des Conditions Générales, mais il n’est pas utilisé aux fins de la détermination d’un Prix de réserve dans le cadre des 1 Euro Auctions, la protection économique du Vendeur demeurant régie, dans la Vente en commission, selon les modalités spécifiquement prévues par les présentes Conditions Particulières.</w:t>
       </w:r>
     </w:p>
     <w:p>
@@ -625,32 +625,32 @@
           <w:sz w:val="20"/>
           <w:szCs w:val="20"/>
         </w:rPr>
-        <w:t>Dans le cadre des 1 Euro Auctions exécutées selon le Modèle de Vente en commission, et par dérogation au mécanisme du Prix de réserve (PR) prévu par les Conditions Générales, Fleequid garantit au Vendeur, en présence d’au moins une Offre valide, un encaissement net, égal au Prix de vente à l’Acheteur, déduction faite des seules Commissions à la charge du Vendeur, non inférieur au Prix minimum d’engagement à la vente (MCSP) indiqué pour le Véhicule au sens des CG.</w:t>
-      </w:r>
-    </w:p>
-    <w:p>
-      <w:pPr>
-        <w:pStyle w:val="Paragrafoelenco"/>
-        <w:numPr>
-          <w:ilvl w:val="1"/>
-          <w:numId w:val="1"/>
-        </w:numPr>
-        <w:spacing w:line="360" w:lineRule="auto"/>
-        <w:ind w:left="0" w:firstLine="0"/>
-        <w:jc w:val="both"/>
-        <w:rPr>
-          <w:rFonts w:ascii="Verdana" w:hAnsi="Verdana"/>
-          <w:sz w:val="20"/>
-          <w:szCs w:val="20"/>
-        </w:rPr>
-      </w:pPr>
-      <w:r>
-        <w:rPr>
-          <w:rFonts w:ascii="Verdana" w:hAnsi="Verdana"/>
-          <w:sz w:val="20"/>
-          <w:szCs w:val="20"/>
-        </w:rPr>
-        <w:t>Si l’encaissement net visé à l’art. 3.1 résultant à la fin de la 1 Euro Auction est inférieur au MCSP, Fleequid s’engage à verser au Vendeur la différence nécessaire afin que l’encaissement net revenant au Vendeur, déterminé au sens de l’art. 3.1, soit égal au MCSP. Si, en revanche, l’encaissement net est égal ou supérieur au MCSP, le Vendeur aura droit intégralement à l’encaissement majoré correspondant, selon la discipline ordinaire des CG. L’éventuelle intégration économique a une nature purement compensatoire et ne constitue, en aucune manière, une acquisition directe ou indirecte du Véhicule par Fleequid. La garantie ne couvre pas les Tarifs, les pénalités, les remboursements de frais ni les autres montants éventuellement dus par le Vendeur à Fleequid, qui demeurent régis par les CG, par le Tarif Fleequid et par les autres sources contractuelles applicables et peuvent être déduits ou compensés selon la discipline générale.</w:t>
+        <w:t>Dans le cadre des 1 Euro Auctions exécutées selon le Modèle de Vente en commission, et par dérogation au mécanisme du Prix de réserve (PR) prévu par les Conditions Générales, Fleequid garantit au Vendeur, en présence d’au moins une Offre valide, un encaissement net, égal au Prix de vente à l’Acheteur, déduction faite des seules Commissions à la charge du Vendeur, non inférieur au Prix minimum d’engagement à la vente (PMIV) indiqué pour le Véhicule au sens des CG.</w:t>
+      </w:r>
+    </w:p>
+    <w:p>
+      <w:pPr>
+        <w:pStyle w:val="Paragrafoelenco"/>
+        <w:numPr>
+          <w:ilvl w:val="1"/>
+          <w:numId w:val="1"/>
+        </w:numPr>
+        <w:spacing w:line="360" w:lineRule="auto"/>
+        <w:ind w:left="0" w:firstLine="0"/>
+        <w:jc w:val="both"/>
+        <w:rPr>
+          <w:rFonts w:ascii="Verdana" w:hAnsi="Verdana"/>
+          <w:sz w:val="20"/>
+          <w:szCs w:val="20"/>
+        </w:rPr>
+      </w:pPr>
+      <w:r>
+        <w:rPr>
+          <w:rFonts w:ascii="Verdana" w:hAnsi="Verdana"/>
+          <w:sz w:val="20"/>
+          <w:szCs w:val="20"/>
+        </w:rPr>
+        <w:t>Si l’encaissement net visé à l’art. 3.1 résultant à la fin de la 1 Euro Auction est inférieur au PMIV, Fleequid s’engage à verser au Vendeur la différence nécessaire afin que l’encaissement net revenant au Vendeur, déterminé au sens de l’art. 3.1, soit égal au PMIV. Si, en revanche, l’encaissement net est égal ou supérieur au PMIV, le Vendeur aura droit intégralement à l’encaissement majoré correspondant, selon la discipline ordinaire des CG. L’éventuelle intégration économique a une nature purement compensatoire et ne constitue, en aucune manière, une acquisition directe ou indirecte du Véhicule par Fleequid. La garantie ne couvre pas les Tarifs, les pénalités, les remboursements de frais ni les autres montants éventuellement dus par le Vendeur à Fleequid, qui demeurent régis par les CG, par le Tarif Fleequid et par les autres sources contractuelles applicables et peuvent être déduits ou compensés selon la discipline générale.</w:t>
       </w:r>
     </w:p>
     <w:p>
@@ -727,7 +727,7 @@
           <w:sz w:val="20"/>
           <w:szCs w:val="20"/>
         </w:rPr>
-        <w:t>Le versement de l’éventuelle intégration économique jusqu’au MCSP est subordonné à la conclusion régulière du Contrat et à l’exécution intégrale et définitive des obligations de paiement par l’Acheteur, conformément aux CG. Il est également entendu que le Vendeur devra avoir exécuté intégralement et sans réserve toutes les obligations prévues par les CG et par les présentes Conditions Particulières, y compris, à titre d’exemple, les obligations relatives à la conformité du Véhicule, à l’exhaustivité et à la véracité des informations fournies et à la bonne exécution de la livraison.</w:t>
+        <w:t>Le versement de l’éventuelle intégration économique jusqu’au PMIV est subordonné à la conclusion régulière du Contrat et à l’exécution intégrale et définitive des obligations de paiement par l’Acheteur, conformément aux CG. Il est également entendu que le Vendeur devra avoir exécuté intégralement et sans réserve toutes les obligations prévues par les CG et par les présentes Conditions Particulières, y compris, à titre d’exemple, les obligations relatives à la conformité du Véhicule, à l’exhaustivité et à la véracité des informations fournies et à la bonne exécution de la livraison.</w:t>
       </w:r>
     </w:p>
     <w:p>

--- a/T&C/1 Euro Auctions/Vers 2 - Multilanguage - Q4 2026/2_CPA_1EuroAuction_Versione_2_2026_DEF_FRA.docx
+++ b/T&C/1 Euro Auctions/Vers 2 - Multilanguage - Q4 2026/2_CPA_1EuroAuction_Versione_2_2026_DEF_FRA.docx
@@ -94,10 +94,8 @@
           <w:sz w:val="20"/>
           <w:szCs w:val="20"/>
         </w:rPr>
-        <w:t>Les présentes Conditions Particulières de Vente aux enchères régissent la catégorie d’Enchères dénommée « 1 Euro Auctions », organisées par Fleequid dans le cadre du Marketplace en tant que modalité particulière, spéciale et dérogatoire de vente de Véhicules.</w:t>
-      </w:r>
-      <w:proofErr w:type="spellStart"/>
-      <w:proofErr w:type="spellEnd"/>
+        <w:t>Les présentes Conditions Particulières de Vente régissent la catégorie d’Enchères dénommée « 1 Euro Auctions », organisées par Fleequid dans le cadre du Marketplace en tant que modalité particulière, spéciale et dérogatoire de vente de Véhicules.</w:t>
+      </w:r>
     </w:p>
     <w:p>
       <w:pPr>
@@ -117,7 +115,7 @@
           <w:sz w:val="20"/>
           <w:szCs w:val="20"/>
         </w:rPr>
-        <w:t>Elles sont adoptées au sens et aux effets des art. 4.3, 4.4 et 9.4, lettre d), des Conditions Générales du Marketplace Fleequid (« CG ») et constituent des Conditions Particulières de Vente au sens des CG (ci-après également « Conditions Particulières de Vente aux enchères »), avec la prévalence conséquente sur les CG en cas d’incompatibilité et dans les limites des matières expressément régies par le présent document.</w:t>
+        <w:t>Elles sont adoptées au sens et aux effets des art. 4.3, 4.4, 4.5 et 9.4, lettre d), des Conditions Générales du Marketplace Fleequid (« CG ») et constituent des Conditions Particulières de Vente au sens des CG (ci-après également « Conditions Particulières »), avec la prévalence conséquente sur les CG en cas d’incompatibilité et dans les limites des matières expressément régies par le présent document.</w:t>
       </w:r>
     </w:p>
     <w:p>
@@ -138,10 +136,8 @@
           <w:sz w:val="20"/>
           <w:szCs w:val="20"/>
         </w:rPr>
-        <w:t>Les présentes Conditions Particulières s’appliquent exclusivement lorsqu’une Enchère est expressément qualifiée de « 1 Euro Auction » dans la fiche correspondante publiée sur le Marketplace, y compris au moyen d’une simple indication ou d’un étiquetage de celle-ci, indépendamment de la présence d’un renvoi textuel intégral ou d’un contenu descriptif spécifique. Cette qualification entraîne l’application automatique des présentes conditions au rapport contractuel correspondant, en vertu de l’inscription et de l’utilisation du Marketplace par les Utilisateurs, sans nécessité d’une acceptation ultérieure, les CG déjà approuvées par les Utilisateurs demeurant inchangées.</w:t>
-      </w:r>
-      <w:proofErr w:type="spellStart"/>
-      <w:proofErr w:type="spellEnd"/>
+        <w:t>Les présentes Conditions Particulières s’appliquent exclusivement lorsqu’une Enchère est expressément qualifiée de « 1 Euro Auction » dans la fiche correspondante publiée sur le Marketplace, y compris au moyen d’une simple indication ou d’un étiquetage, à condition que le texte correspondant soit rendu accessible et consultable avant la formulation de l’Offre au sens de l’art. 4.5 des CG.</w:t>
+      </w:r>
     </w:p>
     <w:p>
       <w:pPr>
@@ -161,7 +157,7 @@
           <w:sz w:val="20"/>
           <w:szCs w:val="20"/>
         </w:rPr>
-        <w:t>La publication d’une Proposition de vente dans le cadre d’une Enchère qualifiée de « 1 Euro Auction », ainsi que la participation à celle-ci par les Enchérisseurs, constitue une acceptation expresse, pleine et contraignante des présentes Conditions Particulières. Demeure inchangée l’approbation spécifique par écrit, conformément aux articles 1341 et 1342 du Code civil italien, des clauses indiquées dans la section finale du présent document.</w:t>
+        <w:t>Demeure inchangée l’approbation spécifique par écrit, conformément aux articles 1341 et 1342 du Code civil italien, des clauses indiquées dans la section finale du présent document.</w:t>
       </w:r>
     </w:p>
     <w:p>
@@ -182,10 +178,8 @@
           <w:sz w:val="20"/>
           <w:szCs w:val="20"/>
         </w:rPr>
-        <w:t>Pour tout ce qui n’est pas expressément prévu dans le présent document, les CG, les éventuelles Conditions spécifiques et le Tarif Fleequid demeurent intégralement applicables, dans la mesure où ils sont compatibles avec la nature des « 1 Euro Auctions », selon la hiérarchie établie par l’art. 3.3 des CG.</w:t>
-      </w:r>
-      <w:proofErr w:type="spellStart"/>
-      <w:proofErr w:type="spellEnd"/>
+        <w:t>Pour tout ce qui n’est pas expressément prévu dans le présent document, les CG, les éventuelles Conditions spécifiques et le Tarif Fleequid demeurent intégralement applicables, selon la hiérarchie établie par l’art. 4.3 des CG.</w:t>
+      </w:r>
     </w:p>
     <w:p>
       <w:pPr>
@@ -277,7 +271,7 @@
           <w:sz w:val="20"/>
           <w:szCs w:val="20"/>
         </w:rPr>
-        <w:t>Les « 1 Euro Auctions » constituent une catégorie particulière d’Enchère organisée par Fleequid dans le cadre du Marketplace, caractérisée par des modalités spécifiques de détermination du prix et par des conditions économiques spécifiques par rapport aux Enchères ordinaires régies par les Conditions Générales (« CG »).</w:t>
+        <w:t>Les « 1 Euro Auctions » constituent une catégorie particulière d’Enchère organisée par Fleequid dans le cadre du Marketplace, caractérisée par des modalités spécifiques de détermination du prix et par des conditions économiques spécifiques, distinctes de celles des Enchères ordinaires régies par les Conditions Générales (« CG »).</w:t>
       </w:r>
     </w:p>
     <w:p>
@@ -528,7 +522,7 @@
           <w:sz w:val="20"/>
           <w:szCs w:val="20"/>
         </w:rPr>
-        <w:t>Si, à la fin de la 1 Euro Auction, aucune Offre valide n’a été reçue, l’Enchère sera considérée comme infructueuse et aucun Accord contraignant ne se formera au sens des CG ; par conséquent, aucune obligation d’acquisition du Véhicule ne naîtra à la charge de Fleequid, du Vendeur ou de tiers.</w:t>
+        <w:t>Si, à la fin de la 1 Euro Auction, aucune Offre valide n’a été reçue, l’Enchère sera considérée comme infructueuse et aucun Accord contraignant ne se formera au sens des CG.</w:t>
       </w:r>
     </w:p>
     <w:p>
@@ -727,7 +721,7 @@
           <w:sz w:val="20"/>
           <w:szCs w:val="20"/>
         </w:rPr>
-        <w:t>Le versement de l’éventuelle intégration économique jusqu’au PMIV est subordonné à la conclusion régulière du Contrat et à l’exécution intégrale et définitive des obligations de paiement par l’Acheteur, conformément aux CG. Il est également entendu que le Vendeur devra avoir exécuté intégralement et sans réserve toutes les obligations prévues par les CG et par les présentes Conditions Particulières, y compris, à titre d’exemple, les obligations relatives à la conformité du Véhicule, à l’exhaustivité et à la véracité des informations fournies et à la bonne exécution de la livraison.</w:t>
+        <w:t>Le versement de l’éventuelle intégration économique jusqu’au PMIV est subordonné à la formation régulière de l’Accord contraignant et à l’exécution intégrale et définitive des obligations de paiement par l’Acheteur, conformément aux CG. Il est également entendu que le Vendeur devra avoir exécuté intégralement et sans réserve toutes les obligations prévues par les CG et par les présentes Conditions Particulières, y compris, à titre d’exemple, les obligations relatives à la conformité du Véhicule, à l’exhaustivité et à la véracité des informations fournies et à la bonne exécution de la livraison.</w:t>
       </w:r>
     </w:p>
     <w:p>
@@ -849,7 +843,7 @@
           <w:sz w:val="20"/>
           <w:szCs w:val="20"/>
         </w:rPr>
-        <w:t>Structure des commissions.</w:t>
+        <w:t>Structure des commissions dans la Vente en commission.</w:t>
       </w:r>
     </w:p>
     <w:p>
@@ -1096,10 +1090,8 @@
           <w:sz w:val="20"/>
           <w:szCs w:val="20"/>
         </w:rPr>
-        <w:t>L’Acheteur adjudicataire est tenu au paiement du prix d’adjudication et des Commissions dues dans les délais et selon les modalités prévus par les CG, ainsi que par le Tarif applicable à la 1 Euro Auction spécifique.</w:t>
-      </w:r>
-      <w:proofErr w:type="spellStart"/>
-      <w:proofErr w:type="spellEnd"/>
+        <w:t>L’Acheteur est tenu au paiement du Montant total dû dans les délais et selon les modalités prévus par les CG et par les conditions applicables à la 1 Euro Auction spécifique.</w:t>
+      </w:r>
     </w:p>
     <w:p>
       <w:pPr>
@@ -1148,10 +1140,8 @@
           <w:sz w:val="20"/>
           <w:szCs w:val="20"/>
         </w:rPr>
-        <w:t>Dans le cas des 1 Euro Auctions, l’éventuelle intégration économique en faveur du Vendeur est due par Fleequid exclusivement dans les limites et aux conditions prévues par l’art. 3 des présentes Conditions Particulières. Il est entendu que cette intégration est subordonnée à l’exécution intégrale des conditions y prévues, y compris la conclusion régulière du Contrat et l’encaissement effectif des sommes dues par l’Acheteur, sauf disposition contraire établie par les présentes Conditions Particulières.</w:t>
-      </w:r>
-      <w:proofErr w:type="spellStart"/>
-      <w:proofErr w:type="spellEnd"/>
+        <w:t>Dans le cas des 1 Euro Auctions, l’éventuelle intégration économique en faveur du Vendeur est due par Fleequid exclusivement dans les limites et aux conditions prévues par l’art. 3 des présentes Conditions Particulières. Il est entendu que cette intégration est subordonnée à l’exécution intégrale des conditions y prévues, y compris la formation régulière de l’Accord contraignant et l’encaissement effectif des sommes dues par l’Acheteur, sauf disposition contraire établie par les présentes Conditions Particulières.</w:t>
+      </w:r>
     </w:p>
     <w:p>
       <w:pPr>
@@ -1467,6 +1457,7 @@
         <w:rPr>
           <w:rFonts w:ascii="Verdana" w:hAnsi="Verdana"/>
           <w:b/>
+          <w:bCs/>
           <w:sz w:val="20"/>
           <w:szCs w:val="20"/>
         </w:rPr>
@@ -1497,6 +1488,7 @@
         <w:rPr>
           <w:rFonts w:ascii="Verdana" w:hAnsi="Verdana"/>
           <w:b/>
+          <w:bCs/>
           <w:sz w:val="20"/>
           <w:szCs w:val="20"/>
         </w:rPr>
